--- a/CÔNG TY TNHH TRUNG ĐẰNG NHUẬN ĐẠT/NhuanDat_ThanhLapMoi/Danh Sách Chủ Sở Hữu Hưởng Lợi_Mẫu số 10_DA_DIEN.docx
+++ b/CÔNG TY TNHH TRUNG ĐẰNG NHUẬN ĐẠT/NhuanDat_ThanhLapMoi/Danh Sách Chủ Sở Hữu Hưởng Lợi_Mẫu số 10_DA_DIEN.docx
@@ -949,7 +949,7 @@
                 <w:szCs w:val="20"/>
                 <w:lang w:val="en-US"/>
               </w:rPr>
-              <w:t>PHẠM THỊ VÂN</w:t>
+              <w:t>DANH THỊ TUYẾT NHUNG</w:t>
             </w:r>
           </w:p>
         </w:tc>
@@ -973,7 +973,7 @@
                 <w:szCs w:val="20"/>
                 <w:lang w:val="en-US"/>
               </w:rPr>
-              <w:t>20/08/1989</w:t>
+              <w:t>05/07/1991</w:t>
             </w:r>
           </w:p>
         </w:tc>
@@ -1036,7 +1036,7 @@
                 <w:szCs w:val="20"/>
                 <w:lang w:val="en-US"/>
               </w:rPr>
-              <w:t>060189016594</w:t>
+              <w:t>075191017610</w:t>
             </w:r>
             <w:r>
               <w:rPr>
@@ -1063,7 +1063,7 @@
                 <w:szCs w:val="20"/>
                 <w:lang w:val="en-US"/>
               </w:rPr>
-              <w:t>25/08/2022</w:t>
+              <w:t>12/08/2021</w:t>
             </w:r>
             <w:r>
               <w:rPr>
@@ -1159,7 +1159,7 @@
                 <w:szCs w:val="20"/>
                 <w:lang w:val="en-US"/>
               </w:rPr>
-              <w:t>Ấp 1, Xã Nam Cát Tiên, Thành Phố Đồng Nai, Việt Nam</w:t>
+              <w:t>Ấp Bình Minh, phường Xuân Lộc, Thành Phố Đồng Nai, Việt Nam</w:t>
             </w:r>
           </w:p>
         </w:tc>
@@ -1327,13 +1327,12 @@
             </w:r>
             <w:r>
               <w:rPr>
-                <w:rFonts w:ascii="Times New Roman" w:hAnsi="Times New Roman" w:cs="Times New Roman"/>
+                <w:rFonts w:ascii="Times New Roman" w:eastAsia="Calibri" w:hAnsi="Times New Roman" w:cs="Times New Roman"/>
                 <w:iCs/>
-                <w:color w:val="000000" w:themeColor="text1"/>
-                <w:sz w:val="26"/>
-                <w:szCs w:val="26"/>
-              </w:rPr>
-              <w:t>ngày 13 tháng 6 năm 2026</w:t>
+                <w:sz w:val="26"/>
+                <w:szCs w:val="26"/>
+              </w:rPr>
+              <w:t>ngày 22 tháng 6 năm 2026</w:t>
             </w:r>
           </w:p>
           <w:p>
@@ -1535,7 +1534,7 @@
                 <w:sz w:val="26"/>
                 <w:szCs w:val="26"/>
               </w:rPr>
-              <w:t>PHẠM THỊ VÂN</w:t>
+              <w:t>DANH THỊ TUYẾT NHUNG</w:t>
             </w:r>
           </w:p>
         </w:tc>
@@ -1931,7 +1930,7 @@
       </w:pPr>
     </w:lvl>
   </w:abstractNum>
-  <w:num w:numId="1" w16cid:durableId="470487971">
+  <w:num w:numId="1" w16cid:durableId="978874689">
     <w:abstractNumId w:val="0"/>
   </w:num>
 </w:numbering>
@@ -2339,7 +2338,6 @@
   <w:style w:type="character" w:default="1" w:styleId="DefaultParagraphFont">
     <w:name w:val="Default Paragraph Font"/>
     <w:uiPriority w:val="1"/>
-    <w:semiHidden/>
     <w:unhideWhenUsed/>
   </w:style>
   <w:style w:type="table" w:default="1" w:styleId="TableNormal">

--- a/CÔNG TY TNHH TRUNG ĐẰNG NHUẬN ĐẠT/NhuanDat_ThanhLapMoi/Danh Sách Chủ Sở Hữu Hưởng Lợi_Mẫu số 10_DA_DIEN.docx
+++ b/CÔNG TY TNHH TRUNG ĐẰNG NHUẬN ĐẠT/NhuanDat_ThanhLapMoi/Danh Sách Chủ Sở Hữu Hưởng Lợi_Mẫu số 10_DA_DIEN.docx
@@ -1,6 +1,6 @@
 
 <file path=word/document.xml><?xml version="1.0" encoding="utf-8"?>
-<w:document xmlns:wpc="http://schemas.microsoft.com/office/word/2010/wordprocessingCanvas" xmlns:cx="http://schemas.microsoft.com/office/drawing/2014/chartex" xmlns:cx1="http://schemas.microsoft.com/office/drawing/2015/9/8/chartex" xmlns:cx2="http://schemas.microsoft.com/office/drawing/2015/10/21/chartex" xmlns:cx3="http://schemas.microsoft.com/office/drawing/2016/5/9/chartex" xmlns:cx4="http://schemas.microsoft.com/office/drawing/2016/5/10/chartex" xmlns:cx5="http://schemas.microsoft.com/office/drawing/2016/5/11/chartex" xmlns:cx6="http://schemas.microsoft.com/office/drawing/2016/5/12/chartex" xmlns:cx7="http://schemas.microsoft.com/office/drawing/2016/5/13/chartex" xmlns:cx8="http://schemas.microsoft.com/office/drawing/2016/5/14/chartex" xmlns:mc="http://schemas.openxmlformats.org/markup-compatibility/2006" xmlns:aink="http://schemas.microsoft.com/office/drawing/2016/ink" xmlns:am3d="http://schemas.microsoft.com/office/drawing/2017/model3d" xmlns:o="urn:schemas-microsoft-com:office:office" xmlns:oel="http://schemas.microsoft.com/office/2019/extlst" xmlns:r="http://schemas.openxmlformats.org/officeDocument/2006/relationships" xmlns:m="http://schemas.openxmlformats.org/officeDocument/2006/math" xmlns:v="urn:schemas-microsoft-com:vml" xmlns:wp14="http://schemas.microsoft.com/office/word/2010/wordprocessingDrawing" xmlns:wp="http://schemas.openxmlformats.org/drawingml/2006/wordprocessingDrawing" xmlns:w10="urn:schemas-microsoft-com:office:word" xmlns:w="http://schemas.openxmlformats.org/wordprocessingml/2006/main" xmlns:w14="http://schemas.microsoft.com/office/word/2010/wordml" xmlns:w15="http://schemas.microsoft.com/office/word/2012/wordml" xmlns:w16cex="http://schemas.microsoft.com/office/word/2018/wordml/cex" xmlns:w16cid="http://schemas.microsoft.com/office/word/2016/wordml/cid" xmlns:w16="http://schemas.microsoft.com/office/word/2018/wordml" xmlns:w16du="http://schemas.microsoft.com/office/word/2023/wordml/word16du" xmlns:w16sdtdh="http://schemas.microsoft.com/office/word/2020/wordml/sdtdatahash" xmlns:w16sdtfl="http://schemas.microsoft.com/office/word/2024/wordml/sdtformatlock" xmlns:w16se="http://schemas.microsoft.com/office/word/2015/wordml/symex" xmlns:wpg="http://schemas.microsoft.com/office/word/2010/wordprocessingGroup" xmlns:wpi="http://schemas.microsoft.com/office/word/2010/wordprocessingInk" xmlns:wne="http://schemas.microsoft.com/office/word/2006/wordml" xmlns:wps="http://schemas.microsoft.com/office/word/2010/wordprocessingShape" mc:Ignorable="w14 w15 w16se w16cid w16 w16cex w16sdtdh w16sdtfl w16du wp14">
+<w:document xmlns:wpc="http://schemas.microsoft.com/office/word/2010/wordprocessingCanvas" xmlns:cx="http://schemas.microsoft.com/office/drawing/2014/chartex" xmlns:cx1="http://schemas.microsoft.com/office/drawing/2015/9/8/chartex" xmlns:mc="http://schemas.openxmlformats.org/markup-compatibility/2006" xmlns:o="urn:schemas-microsoft-com:office:office" xmlns:r="http://schemas.openxmlformats.org/officeDocument/2006/relationships" xmlns:m="http://schemas.openxmlformats.org/officeDocument/2006/math" xmlns:v="urn:schemas-microsoft-com:vml" xmlns:wp14="http://schemas.microsoft.com/office/word/2010/wordprocessingDrawing" xmlns:wp="http://schemas.openxmlformats.org/drawingml/2006/wordprocessingDrawing" xmlns:w10="urn:schemas-microsoft-com:office:word" xmlns:w="http://schemas.openxmlformats.org/wordprocessingml/2006/main" xmlns:w14="http://schemas.microsoft.com/office/word/2010/wordml" xmlns:w15="http://schemas.microsoft.com/office/word/2012/wordml" xmlns:w16se="http://schemas.microsoft.com/office/word/2015/wordml/symex" xmlns:wpg="http://schemas.microsoft.com/office/word/2010/wordprocessingGroup" xmlns:wpi="http://schemas.microsoft.com/office/word/2010/wordprocessingInk" xmlns:wne="http://schemas.microsoft.com/office/word/2006/wordml" xmlns:wps="http://schemas.microsoft.com/office/word/2010/wordprocessingShape" mc:Ignorable="w14 w15 w16se wp14">
   <w:body>
     <w:p>
       <w:pPr>
@@ -1159,7 +1159,19 @@
                 <w:szCs w:val="20"/>
                 <w:lang w:val="en-US"/>
               </w:rPr>
-              <w:t>Ấp Bình Minh, phường Xuân Lộc, Thành Phố Đồng Nai, Việt Nam</w:t>
+              <w:t>Tổ 19, Khu phố Tân Hạnh, Phường Phú Mỹ, Thành phố Hồ Chí Minh</w:t>
+            </w:r>
+            <w:bookmarkStart w:id="0" w:name="_GoBack"/>
+            <w:bookmarkEnd w:id="0"/>
+            <w:r>
+              <w:rPr>
+                <w:rFonts w:eastAsia="Calibri"/>
+                <w:spacing w:val="-20"/>
+                <w:sz w:val="20"/>
+                <w:szCs w:val="20"/>
+                <w:lang w:val="en-US"/>
+              </w:rPr>
+              <w:t>, Việt Nam</w:t>
             </w:r>
           </w:p>
         </w:tc>
@@ -1566,7 +1578,7 @@
 </file>
 
 <file path=word/endnotes.xml><?xml version="1.0" encoding="utf-8"?>
-<w:endnotes xmlns:wpc="http://schemas.microsoft.com/office/word/2010/wordprocessingCanvas" xmlns:cx="http://schemas.microsoft.com/office/drawing/2014/chartex" xmlns:cx1="http://schemas.microsoft.com/office/drawing/2015/9/8/chartex" xmlns:cx2="http://schemas.microsoft.com/office/drawing/2015/10/21/chartex" xmlns:cx3="http://schemas.microsoft.com/office/drawing/2016/5/9/chartex" xmlns:cx4="http://schemas.microsoft.com/office/drawing/2016/5/10/chartex" xmlns:cx5="http://schemas.microsoft.com/office/drawing/2016/5/11/chartex" xmlns:cx6="http://schemas.microsoft.com/office/drawing/2016/5/12/chartex" xmlns:cx7="http://schemas.microsoft.com/office/drawing/2016/5/13/chartex" xmlns:cx8="http://schemas.microsoft.com/office/drawing/2016/5/14/chartex" xmlns:mc="http://schemas.openxmlformats.org/markup-compatibility/2006" xmlns:aink="http://schemas.microsoft.com/office/drawing/2016/ink" xmlns:am3d="http://schemas.microsoft.com/office/drawing/2017/model3d" xmlns:o="urn:schemas-microsoft-com:office:office" xmlns:oel="http://schemas.microsoft.com/office/2019/extlst" xmlns:r="http://schemas.openxmlformats.org/officeDocument/2006/relationships" xmlns:m="http://schemas.openxmlformats.org/officeDocument/2006/math" xmlns:v="urn:schemas-microsoft-com:vml" xmlns:wp14="http://schemas.microsoft.com/office/word/2010/wordprocessingDrawing" xmlns:wp="http://schemas.openxmlformats.org/drawingml/2006/wordprocessingDrawing" xmlns:w10="urn:schemas-microsoft-com:office:word" xmlns:w="http://schemas.openxmlformats.org/wordprocessingml/2006/main" xmlns:w14="http://schemas.microsoft.com/office/word/2010/wordml" xmlns:w15="http://schemas.microsoft.com/office/word/2012/wordml" xmlns:w16cex="http://schemas.microsoft.com/office/word/2018/wordml/cex" xmlns:w16cid="http://schemas.microsoft.com/office/word/2016/wordml/cid" xmlns:w16="http://schemas.microsoft.com/office/word/2018/wordml" xmlns:w16du="http://schemas.microsoft.com/office/word/2023/wordml/word16du" xmlns:w16sdtdh="http://schemas.microsoft.com/office/word/2020/wordml/sdtdatahash" xmlns:w16sdtfl="http://schemas.microsoft.com/office/word/2024/wordml/sdtformatlock" xmlns:w16se="http://schemas.microsoft.com/office/word/2015/wordml/symex" xmlns:wpg="http://schemas.microsoft.com/office/word/2010/wordprocessingGroup" xmlns:wpi="http://schemas.microsoft.com/office/word/2010/wordprocessingInk" xmlns:wne="http://schemas.microsoft.com/office/word/2006/wordml" xmlns:wps="http://schemas.microsoft.com/office/word/2010/wordprocessingShape" mc:Ignorable="w14 w15 w16se w16cid w16 w16cex w16sdtdh w16sdtfl w16du wp14">
+<w:endnotes xmlns:wpc="http://schemas.microsoft.com/office/word/2010/wordprocessingCanvas" xmlns:cx="http://schemas.microsoft.com/office/drawing/2014/chartex" xmlns:cx1="http://schemas.microsoft.com/office/drawing/2015/9/8/chartex" xmlns:mc="http://schemas.openxmlformats.org/markup-compatibility/2006" xmlns:o="urn:schemas-microsoft-com:office:office" xmlns:r="http://schemas.openxmlformats.org/officeDocument/2006/relationships" xmlns:m="http://schemas.openxmlformats.org/officeDocument/2006/math" xmlns:v="urn:schemas-microsoft-com:vml" xmlns:wp14="http://schemas.microsoft.com/office/word/2010/wordprocessingDrawing" xmlns:wp="http://schemas.openxmlformats.org/drawingml/2006/wordprocessingDrawing" xmlns:w10="urn:schemas-microsoft-com:office:word" xmlns:w="http://schemas.openxmlformats.org/wordprocessingml/2006/main" xmlns:w14="http://schemas.microsoft.com/office/word/2010/wordml" xmlns:w15="http://schemas.microsoft.com/office/word/2012/wordml" xmlns:w16se="http://schemas.microsoft.com/office/word/2015/wordml/symex" xmlns:wpg="http://schemas.microsoft.com/office/word/2010/wordprocessingGroup" xmlns:wpi="http://schemas.microsoft.com/office/word/2010/wordprocessingInk" xmlns:wne="http://schemas.microsoft.com/office/word/2006/wordml" xmlns:wps="http://schemas.microsoft.com/office/word/2010/wordprocessingShape" mc:Ignorable="w14 w15 w16se wp14">
   <w:endnote w:type="separator" w:id="-1">
     <w:p>
       <w:pPr>
@@ -1591,7 +1603,7 @@
 </file>
 
 <file path=word/footnotes.xml><?xml version="1.0" encoding="utf-8"?>
-<w:footnotes xmlns:wpc="http://schemas.microsoft.com/office/word/2010/wordprocessingCanvas" xmlns:cx="http://schemas.microsoft.com/office/drawing/2014/chartex" xmlns:cx1="http://schemas.microsoft.com/office/drawing/2015/9/8/chartex" xmlns:cx2="http://schemas.microsoft.com/office/drawing/2015/10/21/chartex" xmlns:cx3="http://schemas.microsoft.com/office/drawing/2016/5/9/chartex" xmlns:cx4="http://schemas.microsoft.com/office/drawing/2016/5/10/chartex" xmlns:cx5="http://schemas.microsoft.com/office/drawing/2016/5/11/chartex" xmlns:cx6="http://schemas.microsoft.com/office/drawing/2016/5/12/chartex" xmlns:cx7="http://schemas.microsoft.com/office/drawing/2016/5/13/chartex" xmlns:cx8="http://schemas.microsoft.com/office/drawing/2016/5/14/chartex" xmlns:mc="http://schemas.openxmlformats.org/markup-compatibility/2006" xmlns:aink="http://schemas.microsoft.com/office/drawing/2016/ink" xmlns:am3d="http://schemas.microsoft.com/office/drawing/2017/model3d" xmlns:o="urn:schemas-microsoft-com:office:office" xmlns:oel="http://schemas.microsoft.com/office/2019/extlst" xmlns:r="http://schemas.openxmlformats.org/officeDocument/2006/relationships" xmlns:m="http://schemas.openxmlformats.org/officeDocument/2006/math" xmlns:v="urn:schemas-microsoft-com:vml" xmlns:wp14="http://schemas.microsoft.com/office/word/2010/wordprocessingDrawing" xmlns:wp="http://schemas.openxmlformats.org/drawingml/2006/wordprocessingDrawing" xmlns:w10="urn:schemas-microsoft-com:office:word" xmlns:w="http://schemas.openxmlformats.org/wordprocessingml/2006/main" xmlns:w14="http://schemas.microsoft.com/office/word/2010/wordml" xmlns:w15="http://schemas.microsoft.com/office/word/2012/wordml" xmlns:w16cex="http://schemas.microsoft.com/office/word/2018/wordml/cex" xmlns:w16cid="http://schemas.microsoft.com/office/word/2016/wordml/cid" xmlns:w16="http://schemas.microsoft.com/office/word/2018/wordml" xmlns:w16du="http://schemas.microsoft.com/office/word/2023/wordml/word16du" xmlns:w16sdtdh="http://schemas.microsoft.com/office/word/2020/wordml/sdtdatahash" xmlns:w16sdtfl="http://schemas.microsoft.com/office/word/2024/wordml/sdtformatlock" xmlns:w16se="http://schemas.microsoft.com/office/word/2015/wordml/symex" xmlns:wpg="http://schemas.microsoft.com/office/word/2010/wordprocessingGroup" xmlns:wpi="http://schemas.microsoft.com/office/word/2010/wordprocessingInk" xmlns:wne="http://schemas.microsoft.com/office/word/2006/wordml" xmlns:wps="http://schemas.microsoft.com/office/word/2010/wordprocessingShape" mc:Ignorable="w14 w15 w16se w16cid w16 w16cex w16sdtdh w16sdtfl w16du wp14">
+<w:footnotes xmlns:wpc="http://schemas.microsoft.com/office/word/2010/wordprocessingCanvas" xmlns:cx="http://schemas.microsoft.com/office/drawing/2014/chartex" xmlns:cx1="http://schemas.microsoft.com/office/drawing/2015/9/8/chartex" xmlns:mc="http://schemas.openxmlformats.org/markup-compatibility/2006" xmlns:o="urn:schemas-microsoft-com:office:office" xmlns:r="http://schemas.openxmlformats.org/officeDocument/2006/relationships" xmlns:m="http://schemas.openxmlformats.org/officeDocument/2006/math" xmlns:v="urn:schemas-microsoft-com:vml" xmlns:wp14="http://schemas.microsoft.com/office/word/2010/wordprocessingDrawing" xmlns:wp="http://schemas.openxmlformats.org/drawingml/2006/wordprocessingDrawing" xmlns:w10="urn:schemas-microsoft-com:office:word" xmlns:w="http://schemas.openxmlformats.org/wordprocessingml/2006/main" xmlns:w14="http://schemas.microsoft.com/office/word/2010/wordml" xmlns:w15="http://schemas.microsoft.com/office/word/2012/wordml" xmlns:w16se="http://schemas.microsoft.com/office/word/2015/wordml/symex" xmlns:wpg="http://schemas.microsoft.com/office/word/2010/wordprocessingGroup" xmlns:wpi="http://schemas.microsoft.com/office/word/2010/wordprocessingInk" xmlns:wne="http://schemas.microsoft.com/office/word/2006/wordml" xmlns:wps="http://schemas.microsoft.com/office/word/2010/wordprocessingShape" mc:Ignorable="w14 w15 w16se wp14">
   <w:footnote w:type="separator" w:id="-1">
     <w:p>
       <w:pPr>
@@ -1826,7 +1838,7 @@
 </file>
 
 <file path=word/header1.xml><?xml version="1.0" encoding="utf-8"?>
-<w:hdr xmlns:wpc="http://schemas.microsoft.com/office/word/2010/wordprocessingCanvas" xmlns:cx="http://schemas.microsoft.com/office/drawing/2014/chartex" xmlns:cx1="http://schemas.microsoft.com/office/drawing/2015/9/8/chartex" xmlns:cx2="http://schemas.microsoft.com/office/drawing/2015/10/21/chartex" xmlns:cx3="http://schemas.microsoft.com/office/drawing/2016/5/9/chartex" xmlns:cx4="http://schemas.microsoft.com/office/drawing/2016/5/10/chartex" xmlns:cx5="http://schemas.microsoft.com/office/drawing/2016/5/11/chartex" xmlns:cx6="http://schemas.microsoft.com/office/drawing/2016/5/12/chartex" xmlns:cx7="http://schemas.microsoft.com/office/drawing/2016/5/13/chartex" xmlns:cx8="http://schemas.microsoft.com/office/drawing/2016/5/14/chartex" xmlns:mc="http://schemas.openxmlformats.org/markup-compatibility/2006" xmlns:aink="http://schemas.microsoft.com/office/drawing/2016/ink" xmlns:am3d="http://schemas.microsoft.com/office/drawing/2017/model3d" xmlns:o="urn:schemas-microsoft-com:office:office" xmlns:oel="http://schemas.microsoft.com/office/2019/extlst" xmlns:r="http://schemas.openxmlformats.org/officeDocument/2006/relationships" xmlns:m="http://schemas.openxmlformats.org/officeDocument/2006/math" xmlns:v="urn:schemas-microsoft-com:vml" xmlns:wp14="http://schemas.microsoft.com/office/word/2010/wordprocessingDrawing" xmlns:wp="http://schemas.openxmlformats.org/drawingml/2006/wordprocessingDrawing" xmlns:w10="urn:schemas-microsoft-com:office:word" xmlns:w="http://schemas.openxmlformats.org/wordprocessingml/2006/main" xmlns:w14="http://schemas.microsoft.com/office/word/2010/wordml" xmlns:w15="http://schemas.microsoft.com/office/word/2012/wordml" xmlns:w16cex="http://schemas.microsoft.com/office/word/2018/wordml/cex" xmlns:w16cid="http://schemas.microsoft.com/office/word/2016/wordml/cid" xmlns:w16="http://schemas.microsoft.com/office/word/2018/wordml" xmlns:w16du="http://schemas.microsoft.com/office/word/2023/wordml/word16du" xmlns:w16sdtdh="http://schemas.microsoft.com/office/word/2020/wordml/sdtdatahash" xmlns:w16sdtfl="http://schemas.microsoft.com/office/word/2024/wordml/sdtformatlock" xmlns:w16se="http://schemas.microsoft.com/office/word/2015/wordml/symex" xmlns:wpg="http://schemas.microsoft.com/office/word/2010/wordprocessingGroup" xmlns:wpi="http://schemas.microsoft.com/office/word/2010/wordprocessingInk" xmlns:wne="http://schemas.microsoft.com/office/word/2006/wordml" xmlns:wps="http://schemas.microsoft.com/office/word/2010/wordprocessingShape" mc:Ignorable="w14 w15 w16se w16cid w16 w16cex w16sdtdh w16sdtfl w16du wp14">
+<w:hdr xmlns:wpc="http://schemas.microsoft.com/office/word/2010/wordprocessingCanvas" xmlns:cx="http://schemas.microsoft.com/office/drawing/2014/chartex" xmlns:cx1="http://schemas.microsoft.com/office/drawing/2015/9/8/chartex" xmlns:mc="http://schemas.openxmlformats.org/markup-compatibility/2006" xmlns:o="urn:schemas-microsoft-com:office:office" xmlns:r="http://schemas.openxmlformats.org/officeDocument/2006/relationships" xmlns:m="http://schemas.openxmlformats.org/officeDocument/2006/math" xmlns:v="urn:schemas-microsoft-com:vml" xmlns:wp14="http://schemas.microsoft.com/office/word/2010/wordprocessingDrawing" xmlns:wp="http://schemas.openxmlformats.org/drawingml/2006/wordprocessingDrawing" xmlns:w10="urn:schemas-microsoft-com:office:word" xmlns:w="http://schemas.openxmlformats.org/wordprocessingml/2006/main" xmlns:w14="http://schemas.microsoft.com/office/word/2010/wordml" xmlns:w15="http://schemas.microsoft.com/office/word/2012/wordml" xmlns:w16se="http://schemas.microsoft.com/office/word/2015/wordml/symex" xmlns:wpg="http://schemas.microsoft.com/office/word/2010/wordprocessingGroup" xmlns:wpi="http://schemas.microsoft.com/office/word/2010/wordprocessingInk" xmlns:wne="http://schemas.microsoft.com/office/word/2006/wordml" xmlns:wps="http://schemas.microsoft.com/office/word/2010/wordprocessingShape" mc:Ignorable="w14 w15 w16se wp14">
   <w:p>
     <w:pPr>
       <w:pStyle w:val="Header"/>
@@ -1837,7 +1849,7 @@
 </file>
 
 <file path=word/numbering.xml><?xml version="1.0" encoding="utf-8"?>
-<w:numbering xmlns:wpc="http://schemas.microsoft.com/office/word/2010/wordprocessingCanvas" xmlns:cx="http://schemas.microsoft.com/office/drawing/2014/chartex" xmlns:cx1="http://schemas.microsoft.com/office/drawing/2015/9/8/chartex" xmlns:cx2="http://schemas.microsoft.com/office/drawing/2015/10/21/chartex" xmlns:cx3="http://schemas.microsoft.com/office/drawing/2016/5/9/chartex" xmlns:cx4="http://schemas.microsoft.com/office/drawing/2016/5/10/chartex" xmlns:cx5="http://schemas.microsoft.com/office/drawing/2016/5/11/chartex" xmlns:cx6="http://schemas.microsoft.com/office/drawing/2016/5/12/chartex" xmlns:cx7="http://schemas.microsoft.com/office/drawing/2016/5/13/chartex" xmlns:cx8="http://schemas.microsoft.com/office/drawing/2016/5/14/chartex" xmlns:mc="http://schemas.openxmlformats.org/markup-compatibility/2006" xmlns:aink="http://schemas.microsoft.com/office/drawing/2016/ink" xmlns:am3d="http://schemas.microsoft.com/office/drawing/2017/model3d" xmlns:o="urn:schemas-microsoft-com:office:office" xmlns:oel="http://schemas.microsoft.com/office/2019/extlst" xmlns:r="http://schemas.openxmlformats.org/officeDocument/2006/relationships" xmlns:m="http://schemas.openxmlformats.org/officeDocument/2006/math" xmlns:v="urn:schemas-microsoft-com:vml" xmlns:wp14="http://schemas.microsoft.com/office/word/2010/wordprocessingDrawing" xmlns:wp="http://schemas.openxmlformats.org/drawingml/2006/wordprocessingDrawing" xmlns:w10="urn:schemas-microsoft-com:office:word" xmlns:w="http://schemas.openxmlformats.org/wordprocessingml/2006/main" xmlns:w14="http://schemas.microsoft.com/office/word/2010/wordml" xmlns:w15="http://schemas.microsoft.com/office/word/2012/wordml" xmlns:w16cex="http://schemas.microsoft.com/office/word/2018/wordml/cex" xmlns:w16cid="http://schemas.microsoft.com/office/word/2016/wordml/cid" xmlns:w16="http://schemas.microsoft.com/office/word/2018/wordml" xmlns:w16du="http://schemas.microsoft.com/office/word/2023/wordml/word16du" xmlns:w16sdtdh="http://schemas.microsoft.com/office/word/2020/wordml/sdtdatahash" xmlns:w16sdtfl="http://schemas.microsoft.com/office/word/2024/wordml/sdtformatlock" xmlns:w16se="http://schemas.microsoft.com/office/word/2015/wordml/symex" xmlns:wpg="http://schemas.microsoft.com/office/word/2010/wordprocessingGroup" xmlns:wpi="http://schemas.microsoft.com/office/word/2010/wordprocessingInk" xmlns:wne="http://schemas.microsoft.com/office/word/2006/wordml" xmlns:wps="http://schemas.microsoft.com/office/word/2010/wordprocessingShape" mc:Ignorable="w14 w15 w16se w16cid w16 w16cex w16sdtdh w16sdtfl w16du wp14">
+<w:numbering xmlns:wpc="http://schemas.microsoft.com/office/word/2010/wordprocessingCanvas" xmlns:cx="http://schemas.microsoft.com/office/drawing/2014/chartex" xmlns:cx1="http://schemas.microsoft.com/office/drawing/2015/9/8/chartex" xmlns:mc="http://schemas.openxmlformats.org/markup-compatibility/2006" xmlns:o="urn:schemas-microsoft-com:office:office" xmlns:r="http://schemas.openxmlformats.org/officeDocument/2006/relationships" xmlns:m="http://schemas.openxmlformats.org/officeDocument/2006/math" xmlns:v="urn:schemas-microsoft-com:vml" xmlns:wp14="http://schemas.microsoft.com/office/word/2010/wordprocessingDrawing" xmlns:wp="http://schemas.openxmlformats.org/drawingml/2006/wordprocessingDrawing" xmlns:w10="urn:schemas-microsoft-com:office:word" xmlns:w="http://schemas.openxmlformats.org/wordprocessingml/2006/main" xmlns:w14="http://schemas.microsoft.com/office/word/2010/wordml" xmlns:w15="http://schemas.microsoft.com/office/word/2012/wordml" xmlns:w16se="http://schemas.microsoft.com/office/word/2015/wordml/symex" xmlns:wpg="http://schemas.microsoft.com/office/word/2010/wordprocessingGroup" xmlns:wpi="http://schemas.microsoft.com/office/word/2010/wordprocessingInk" xmlns:wne="http://schemas.microsoft.com/office/word/2006/wordml" xmlns:wps="http://schemas.microsoft.com/office/word/2010/wordprocessingShape" mc:Ignorable="w14 w15 w16se wp14">
   <w:abstractNum w:abstractNumId="0" w15:restartNumberingAfterBreak="0">
     <w:nsid w:val="5AD55BB2"/>
     <w:multiLevelType w:val="hybridMultilevel"/>
@@ -1930,14 +1942,14 @@
       </w:pPr>
     </w:lvl>
   </w:abstractNum>
-  <w:num w:numId="1" w16cid:durableId="978874689">
+  <w:num w:numId="1">
     <w:abstractNumId w:val="0"/>
   </w:num>
 </w:numbering>
 </file>
 
 <file path=word/styles.xml><?xml version="1.0" encoding="utf-8"?>
-<w:styles xmlns:mc="http://schemas.openxmlformats.org/markup-compatibility/2006" xmlns:r="http://schemas.openxmlformats.org/officeDocument/2006/relationships" xmlns:w="http://schemas.openxmlformats.org/wordprocessingml/2006/main" xmlns:w14="http://schemas.microsoft.com/office/word/2010/wordml" xmlns:w15="http://schemas.microsoft.com/office/word/2012/wordml" xmlns:w16cex="http://schemas.microsoft.com/office/word/2018/wordml/cex" xmlns:w16cid="http://schemas.microsoft.com/office/word/2016/wordml/cid" xmlns:w16="http://schemas.microsoft.com/office/word/2018/wordml" xmlns:w16du="http://schemas.microsoft.com/office/word/2023/wordml/word16du" xmlns:w16sdtdh="http://schemas.microsoft.com/office/word/2020/wordml/sdtdatahash" xmlns:w16sdtfl="http://schemas.microsoft.com/office/word/2024/wordml/sdtformatlock" xmlns:w16se="http://schemas.microsoft.com/office/word/2015/wordml/symex" mc:Ignorable="w14 w15 w16se w16cid w16 w16cex w16sdtdh w16sdtfl w16du">
+<w:styles xmlns:mc="http://schemas.openxmlformats.org/markup-compatibility/2006" xmlns:r="http://schemas.openxmlformats.org/officeDocument/2006/relationships" xmlns:w="http://schemas.openxmlformats.org/wordprocessingml/2006/main" xmlns:w14="http://schemas.microsoft.com/office/word/2010/wordml" xmlns:w15="http://schemas.microsoft.com/office/word/2012/wordml" xmlns:w16se="http://schemas.microsoft.com/office/word/2015/wordml/symex" mc:Ignorable="w14 w15 w16se">
   <w:docDefaults>
     <w:rPrDefault>
       <w:rPr>
@@ -1953,7 +1965,7 @@
       </w:pPr>
     </w:pPrDefault>
   </w:docDefaults>
-  <w:latentStyles w:defLockedState="0" w:defUIPriority="99" w:defSemiHidden="0" w:defUnhideWhenUsed="0" w:defQFormat="0" w:count="376">
+  <w:latentStyles w:defLockedState="0" w:defUIPriority="99" w:defSemiHidden="0" w:defUnhideWhenUsed="0" w:defQFormat="0" w:count="371">
     <w:lsdException w:name="Normal" w:uiPriority="0" w:qFormat="1"/>
     <w:lsdException w:name="heading 1" w:uiPriority="9" w:qFormat="1"/>
     <w:lsdException w:name="heading 2" w:semiHidden="1" w:uiPriority="9" w:unhideWhenUsed="1" w:qFormat="1"/>
@@ -2325,11 +2337,6 @@
     <w:lsdException w:name="List Table 5 Dark Accent 6" w:uiPriority="50"/>
     <w:lsdException w:name="List Table 6 Colorful Accent 6" w:uiPriority="51"/>
     <w:lsdException w:name="List Table 7 Colorful Accent 6" w:uiPriority="52"/>
-    <w:lsdException w:name="Mention" w:semiHidden="1" w:unhideWhenUsed="1"/>
-    <w:lsdException w:name="Smart Hyperlink" w:semiHidden="1" w:unhideWhenUsed="1"/>
-    <w:lsdException w:name="Hashtag" w:semiHidden="1" w:unhideWhenUsed="1"/>
-    <w:lsdException w:name="Unresolved Mention" w:semiHidden="1" w:unhideWhenUsed="1"/>
-    <w:lsdException w:name="Smart Link" w:semiHidden="1" w:unhideWhenUsed="1"/>
   </w:latentStyles>
   <w:style w:type="paragraph" w:default="1" w:styleId="Normal">
     <w:name w:val="Normal"/>
@@ -2338,6 +2345,7 @@
   <w:style w:type="character" w:default="1" w:styleId="DefaultParagraphFont">
     <w:name w:val="Default Paragraph Font"/>
     <w:uiPriority w:val="1"/>
+    <w:semiHidden/>
     <w:unhideWhenUsed/>
   </w:style>
   <w:style w:type="table" w:default="1" w:styleId="TableNormal">
